--- a/public/fun/forms/이력서_인테리어시공·설계_1_정석형.docx
+++ b/public/fun/forms/이력서_인테리어시공·설계_1_정석형.docx
@@ -301,7 +301,7 @@
           <w:color w:val="34383D"/>
           <w:sz w:val="22"/>
         </w:rPr>
-        <w:t>면허 · 자격</w:t>
+        <w:t>학력 · 교육</w:t>
       </w:r>
     </w:p>
     <w:tbl>
@@ -327,9 +327,8 @@
       </w:tblPr>
       <w:tblGrid>
         <w:gridCol w:w="2070"/>
-        <w:gridCol w:w="2760"/>
-        <w:gridCol w:w="2760"/>
-        <w:gridCol w:w="2760"/>
+        <w:gridCol w:w="4140"/>
+        <w:gridCol w:w="4140"/>
       </w:tblGrid>
       <w:tr>
         <w:trPr>
@@ -353,13 +352,13 @@
                 <w:color w:val="34383D"/>
                 <w:sz w:val="19"/>
               </w:rPr>
-              <w:t>취득일</w:t>
+              <w:t>기 간</w:t>
             </w:r>
           </w:p>
         </w:tc>
         <w:tc>
           <w:tcPr>
-            <w:tcW w:type="dxa" w:w="2760"/>
+            <w:tcW w:type="dxa" w:w="4140"/>
             <w:shd w:val="clear" w:color="auto" w:fill="F3F4F4"/>
             <w:vAlign w:val="center"/>
           </w:tcPr>
@@ -374,13 +373,13 @@
                 <w:color w:val="34383D"/>
                 <w:sz w:val="19"/>
               </w:rPr>
-              <w:t>면허 · 자격명</w:t>
+              <w:t>학교 / 기관</w:t>
             </w:r>
           </w:p>
         </w:tc>
         <w:tc>
           <w:tcPr>
-            <w:tcW w:type="dxa" w:w="2760"/>
+            <w:tcW w:type="dxa" w:w="4140"/>
             <w:shd w:val="clear" w:color="auto" w:fill="F3F4F4"/>
             <w:vAlign w:val="center"/>
           </w:tcPr>
@@ -395,28 +394,70 @@
                 <w:color w:val="34383D"/>
                 <w:sz w:val="19"/>
               </w:rPr>
-              <w:t>발급 기관</w:t>
+              <w:t>내 용</w:t>
+            </w:r>
+          </w:p>
+        </w:tc>
+      </w:tr>
+      <w:tr>
+        <w:trPr>
+          <w:trHeight w:val="465" w:hRule="atLeast"/>
+          <w:cantSplit/>
+        </w:trPr>
+        <w:tc>
+          <w:tcPr>
+            <w:tcW w:type="dxa" w:w="2070"/>
+            <w:vAlign w:val="center"/>
+          </w:tcPr>
+          <w:p>
+            <w:pPr>
+              <w:spacing w:before="0" w:after="0"/>
+              <w:jc w:val="left"/>
+            </w:pPr>
+            <w:r>
+              <w:rPr>
+                <w:color w:val="A9B0B8"/>
+                <w:sz w:val="16"/>
+              </w:rPr>
+              <w:t>예) 2022.03 ~ 2024.02</w:t>
             </w:r>
           </w:p>
         </w:tc>
         <w:tc>
           <w:tcPr>
-            <w:tcW w:type="dxa" w:w="2760"/>
-            <w:shd w:val="clear" w:color="auto" w:fill="F3F4F4"/>
+            <w:tcW w:type="dxa" w:w="4140"/>
             <w:vAlign w:val="center"/>
           </w:tcPr>
           <w:p>
             <w:pPr>
               <w:spacing w:before="0" w:after="0"/>
-              <w:jc w:val="center"/>
+              <w:jc w:val="left"/>
             </w:pPr>
             <w:r>
               <w:rPr>
-                <w:b/>
-                <w:color w:val="34383D"/>
-                <w:sz w:val="19"/>
+                <w:color w:val="A9B0B8"/>
+                <w:sz w:val="16"/>
               </w:rPr>
-              <w:t>번 호</w:t>
+              <w:t>○○대학교 (졸업)</w:t>
+            </w:r>
+          </w:p>
+        </w:tc>
+        <w:tc>
+          <w:tcPr>
+            <w:tcW w:type="dxa" w:w="4140"/>
+            <w:vAlign w:val="center"/>
+          </w:tcPr>
+          <w:p>
+            <w:pPr>
+              <w:spacing w:before="0" w:after="0"/>
+              <w:jc w:val="left"/>
+            </w:pPr>
+            <w:r>
+              <w:rPr>
+                <w:color w:val="A9B0B8"/>
+                <w:sz w:val="16"/>
+              </w:rPr>
+              <w:t>배운 점 · 활동 내용</w:t>
             </w:r>
           </w:p>
         </w:tc>
@@ -435,21 +476,14 @@
         </w:tc>
         <w:tc>
           <w:tcPr>
-            <w:tcW w:type="dxa" w:w="2760"/>
+            <w:tcW w:type="dxa" w:w="4140"/>
             <w:vAlign w:val="center"/>
           </w:tcPr>
           <w:p/>
         </w:tc>
         <w:tc>
           <w:tcPr>
-            <w:tcW w:type="dxa" w:w="2760"/>
-            <w:vAlign w:val="center"/>
-          </w:tcPr>
-          <w:p/>
-        </w:tc>
-        <w:tc>
-          <w:tcPr>
-            <w:tcW w:type="dxa" w:w="2760"/>
+            <w:tcW w:type="dxa" w:w="4140"/>
             <w:vAlign w:val="center"/>
           </w:tcPr>
           <w:p/>
@@ -469,55 +503,14 @@
         </w:tc>
         <w:tc>
           <w:tcPr>
-            <w:tcW w:type="dxa" w:w="2760"/>
+            <w:tcW w:type="dxa" w:w="4140"/>
             <w:vAlign w:val="center"/>
           </w:tcPr>
           <w:p/>
         </w:tc>
         <w:tc>
           <w:tcPr>
-            <w:tcW w:type="dxa" w:w="2760"/>
-            <w:vAlign w:val="center"/>
-          </w:tcPr>
-          <w:p/>
-        </w:tc>
-        <w:tc>
-          <w:tcPr>
-            <w:tcW w:type="dxa" w:w="2760"/>
-            <w:vAlign w:val="center"/>
-          </w:tcPr>
-          <w:p/>
-        </w:tc>
-      </w:tr>
-      <w:tr>
-        <w:trPr>
-          <w:trHeight w:val="465" w:hRule="atLeast"/>
-          <w:cantSplit/>
-        </w:trPr>
-        <w:tc>
-          <w:tcPr>
-            <w:tcW w:type="dxa" w:w="2070"/>
-            <w:vAlign w:val="center"/>
-          </w:tcPr>
-          <w:p/>
-        </w:tc>
-        <w:tc>
-          <w:tcPr>
-            <w:tcW w:type="dxa" w:w="2760"/>
-            <w:vAlign w:val="center"/>
-          </w:tcPr>
-          <w:p/>
-        </w:tc>
-        <w:tc>
-          <w:tcPr>
-            <w:tcW w:type="dxa" w:w="2760"/>
-            <w:vAlign w:val="center"/>
-          </w:tcPr>
-          <w:p/>
-        </w:tc>
-        <w:tc>
-          <w:tcPr>
-            <w:tcW w:type="dxa" w:w="2760"/>
+            <w:tcW w:type="dxa" w:w="4140"/>
             <w:vAlign w:val="center"/>
           </w:tcPr>
           <w:p/>
@@ -693,7 +686,19 @@
             <w:tcW w:type="dxa" w:w="2070"/>
             <w:vAlign w:val="center"/>
           </w:tcPr>
-          <w:p/>
+          <w:p>
+            <w:pPr>
+              <w:spacing w:before="0" w:after="0"/>
+              <w:jc w:val="left"/>
+            </w:pPr>
+            <w:r>
+              <w:rPr>
+                <w:color w:val="A9B0B8"/>
+                <w:sz w:val="16"/>
+              </w:rPr>
+              <w:t>예) 2022.03 ~ 2024.02</w:t>
+            </w:r>
+          </w:p>
         </w:tc>
         <w:tc>
           <w:tcPr>
@@ -1155,7 +1160,7 @@
           <w:color w:val="34383D"/>
           <w:sz w:val="22"/>
         </w:rPr>
-        <w:t>학력 · 교육</w:t>
+        <w:t>면허 · 자격</w:t>
       </w:r>
     </w:p>
     <w:tbl>
@@ -1181,8 +1186,9 @@
       </w:tblPr>
       <w:tblGrid>
         <w:gridCol w:w="2070"/>
-        <w:gridCol w:w="4140"/>
-        <w:gridCol w:w="4140"/>
+        <w:gridCol w:w="2760"/>
+        <w:gridCol w:w="2760"/>
+        <w:gridCol w:w="2760"/>
       </w:tblGrid>
       <w:tr>
         <w:trPr>
@@ -1206,13 +1212,13 @@
                 <w:color w:val="34383D"/>
                 <w:sz w:val="19"/>
               </w:rPr>
-              <w:t>기 간</w:t>
+              <w:t>취득일</w:t>
             </w:r>
           </w:p>
         </w:tc>
         <w:tc>
           <w:tcPr>
-            <w:tcW w:type="dxa" w:w="4140"/>
+            <w:tcW w:type="dxa" w:w="2760"/>
             <w:shd w:val="clear" w:color="auto" w:fill="F3F4F4"/>
             <w:vAlign w:val="center"/>
           </w:tcPr>
@@ -1227,13 +1233,13 @@
                 <w:color w:val="34383D"/>
                 <w:sz w:val="19"/>
               </w:rPr>
-              <w:t>학교 / 기관</w:t>
+              <w:t>면허 · 자격명</w:t>
             </w:r>
           </w:p>
         </w:tc>
         <w:tc>
           <w:tcPr>
-            <w:tcW w:type="dxa" w:w="4140"/>
+            <w:tcW w:type="dxa" w:w="2760"/>
             <w:shd w:val="clear" w:color="auto" w:fill="F3F4F4"/>
             <w:vAlign w:val="center"/>
           </w:tcPr>
@@ -1248,7 +1254,28 @@
                 <w:color w:val="34383D"/>
                 <w:sz w:val="19"/>
               </w:rPr>
-              <w:t>내 용</w:t>
+              <w:t>발급 기관</w:t>
+            </w:r>
+          </w:p>
+        </w:tc>
+        <w:tc>
+          <w:tcPr>
+            <w:tcW w:type="dxa" w:w="2760"/>
+            <w:shd w:val="clear" w:color="auto" w:fill="F3F4F4"/>
+            <w:vAlign w:val="center"/>
+          </w:tcPr>
+          <w:p>
+            <w:pPr>
+              <w:spacing w:before="0" w:after="0"/>
+              <w:jc w:val="center"/>
+            </w:pPr>
+            <w:r>
+              <w:rPr>
+                <w:b/>
+                <w:color w:val="34383D"/>
+                <w:sz w:val="19"/>
+              </w:rPr>
+              <w:t>번 호</w:t>
             </w:r>
           </w:p>
         </w:tc>
@@ -1263,18 +1290,61 @@
             <w:tcW w:type="dxa" w:w="2070"/>
             <w:vAlign w:val="center"/>
           </w:tcPr>
-          <w:p/>
+          <w:p>
+            <w:pPr>
+              <w:spacing w:before="0" w:after="0"/>
+              <w:jc w:val="left"/>
+            </w:pPr>
+            <w:r>
+              <w:rPr>
+                <w:color w:val="A9B0B8"/>
+                <w:sz w:val="16"/>
+              </w:rPr>
+              <w:t>예) 2023.05.</w:t>
+            </w:r>
+          </w:p>
         </w:tc>
         <w:tc>
           <w:tcPr>
-            <w:tcW w:type="dxa" w:w="4140"/>
+            <w:tcW w:type="dxa" w:w="2760"/>
             <w:vAlign w:val="center"/>
           </w:tcPr>
-          <w:p/>
+          <w:p>
+            <w:pPr>
+              <w:spacing w:before="0" w:after="0"/>
+              <w:jc w:val="left"/>
+            </w:pPr>
+            <w:r>
+              <w:rPr>
+                <w:color w:val="A9B0B8"/>
+                <w:sz w:val="16"/>
+              </w:rPr>
+              <w:t>○○ 자격</w:t>
+            </w:r>
+          </w:p>
         </w:tc>
         <w:tc>
           <w:tcPr>
-            <w:tcW w:type="dxa" w:w="4140"/>
+            <w:tcW w:type="dxa" w:w="2760"/>
+            <w:vAlign w:val="center"/>
+          </w:tcPr>
+          <w:p>
+            <w:pPr>
+              <w:spacing w:before="0" w:after="0"/>
+              <w:jc w:val="left"/>
+            </w:pPr>
+            <w:r>
+              <w:rPr>
+                <w:color w:val="A9B0B8"/>
+                <w:sz w:val="16"/>
+              </w:rPr>
+              <w:t>○○공단</w:t>
+            </w:r>
+          </w:p>
+        </w:tc>
+        <w:tc>
+          <w:tcPr>
+            <w:tcW w:type="dxa" w:w="2760"/>
             <w:vAlign w:val="center"/>
           </w:tcPr>
           <w:p/>
@@ -1294,14 +1364,21 @@
         </w:tc>
         <w:tc>
           <w:tcPr>
-            <w:tcW w:type="dxa" w:w="4140"/>
+            <w:tcW w:type="dxa" w:w="2760"/>
             <w:vAlign w:val="center"/>
           </w:tcPr>
           <w:p/>
         </w:tc>
         <w:tc>
           <w:tcPr>
-            <w:tcW w:type="dxa" w:w="4140"/>
+            <w:tcW w:type="dxa" w:w="2760"/>
+            <w:vAlign w:val="center"/>
+          </w:tcPr>
+          <w:p/>
+        </w:tc>
+        <w:tc>
+          <w:tcPr>
+            <w:tcW w:type="dxa" w:w="2760"/>
             <w:vAlign w:val="center"/>
           </w:tcPr>
           <w:p/>
@@ -1321,14 +1398,21 @@
         </w:tc>
         <w:tc>
           <w:tcPr>
-            <w:tcW w:type="dxa" w:w="4140"/>
+            <w:tcW w:type="dxa" w:w="2760"/>
             <w:vAlign w:val="center"/>
           </w:tcPr>
           <w:p/>
         </w:tc>
         <w:tc>
           <w:tcPr>
-            <w:tcW w:type="dxa" w:w="4140"/>
+            <w:tcW w:type="dxa" w:w="2760"/>
+            <w:vAlign w:val="center"/>
+          </w:tcPr>
+          <w:p/>
+        </w:tc>
+        <w:tc>
+          <w:tcPr>
+            <w:tcW w:type="dxa" w:w="2760"/>
             <w:vAlign w:val="center"/>
           </w:tcPr>
           <w:p/>

--- a/public/fun/forms/이력서_인테리어시공·설계_1_정석형.docx
+++ b/public/fun/forms/이력서_인테리어시공·설계_1_정석형.docx
@@ -56,10 +56,10 @@
       </w:tblPr>
       <w:tblGrid>
         <w:gridCol w:w="1695"/>
-        <w:gridCol w:w="1200"/>
+        <w:gridCol w:w="1425"/>
         <w:gridCol w:w="3255"/>
-        <w:gridCol w:w="1200"/>
-        <w:gridCol w:w="3000"/>
+        <w:gridCol w:w="1425"/>
+        <w:gridCol w:w="2550"/>
       </w:tblGrid>
       <w:tr>
         <w:trPr>
@@ -90,7 +90,7 @@
         </w:tc>
         <w:tc>
           <w:tcPr>
-            <w:tcW w:type="dxa" w:w="1200"/>
+            <w:tcW w:type="dxa" w:w="1425"/>
             <w:shd w:val="clear" w:color="auto" w:fill="F3F4F4"/>
             <w:vAlign w:val="center"/>
           </w:tcPr>
@@ -118,7 +118,7 @@
         </w:tc>
         <w:tc>
           <w:tcPr>
-            <w:tcW w:type="dxa" w:w="1200"/>
+            <w:tcW w:type="dxa" w:w="1425"/>
             <w:shd w:val="clear" w:color="auto" w:fill="F3F4F4"/>
             <w:vAlign w:val="center"/>
           </w:tcPr>
@@ -139,7 +139,7 @@
         </w:tc>
         <w:tc>
           <w:tcPr>
-            <w:tcW w:type="dxa" w:w="3000"/>
+            <w:tcW w:type="dxa" w:w="2550"/>
             <w:vAlign w:val="center"/>
           </w:tcPr>
           <w:p/>
@@ -159,7 +159,7 @@
         </w:tc>
         <w:tc>
           <w:tcPr>
-            <w:tcW w:type="dxa" w:w="1200"/>
+            <w:tcW w:type="dxa" w:w="1425"/>
             <w:shd w:val="clear" w:color="auto" w:fill="F3F4F4"/>
             <w:vAlign w:val="center"/>
           </w:tcPr>
@@ -187,7 +187,7 @@
         </w:tc>
         <w:tc>
           <w:tcPr>
-            <w:tcW w:type="dxa" w:w="1200"/>
+            <w:tcW w:type="dxa" w:w="1425"/>
             <w:shd w:val="clear" w:color="auto" w:fill="F3F4F4"/>
             <w:vAlign w:val="center"/>
           </w:tcPr>
@@ -208,7 +208,7 @@
         </w:tc>
         <w:tc>
           <w:tcPr>
-            <w:tcW w:type="dxa" w:w="3000"/>
+            <w:tcW w:type="dxa" w:w="2550"/>
             <w:vAlign w:val="center"/>
           </w:tcPr>
           <w:p/>
@@ -228,7 +228,7 @@
         </w:tc>
         <w:tc>
           <w:tcPr>
-            <w:tcW w:type="dxa" w:w="1200"/>
+            <w:tcW w:type="dxa" w:w="1425"/>
             <w:shd w:val="clear" w:color="auto" w:fill="F3F4F4"/>
             <w:vAlign w:val="center"/>
           </w:tcPr>
@@ -256,7 +256,7 @@
         </w:tc>
         <w:tc>
           <w:tcPr>
-            <w:tcW w:type="dxa" w:w="1200"/>
+            <w:tcW w:type="dxa" w:w="1425"/>
             <w:shd w:val="clear" w:color="auto" w:fill="F3F4F4"/>
             <w:vAlign w:val="center"/>
           </w:tcPr>
@@ -277,7 +277,7 @@
         </w:tc>
         <w:tc>
           <w:tcPr>
-            <w:tcW w:type="dxa" w:w="3000"/>
+            <w:tcW w:type="dxa" w:w="2550"/>
             <w:vAlign w:val="center"/>
           </w:tcPr>
           <w:p/>
@@ -608,7 +608,9 @@
                 <w:color w:val="34383D"/>
                 <w:sz w:val="19"/>
               </w:rPr>
-              <w:t>현장 · 프로젝트</w:t>
+              <w:t>현장 ·</w:t>
+              <w:br/>
+              <w:t>프로젝트</w:t>
             </w:r>
           </w:p>
         </w:tc>

--- a/public/fun/forms/이력서_인테리어시공·설계_1_정석형.docx
+++ b/public/fun/forms/이력서_인테리어시공·설계_1_정석형.docx
@@ -419,7 +419,7 @@
                 <w:color w:val="A9B0B8"/>
                 <w:sz w:val="16"/>
               </w:rPr>
-              <w:t>예) 2022.03 ~ 2024.02</w:t>
+              <w:t>예) ○○○○.○○ ~ ○○○○.○○</w:t>
             </w:r>
           </w:p>
         </w:tc>
@@ -438,7 +438,7 @@
                 <w:color w:val="A9B0B8"/>
                 <w:sz w:val="16"/>
               </w:rPr>
-              <w:t>○○대학교 (졸업)</w:t>
+              <w:t>학교명 입력 (졸업)</w:t>
             </w:r>
           </w:p>
         </w:tc>
@@ -698,7 +698,7 @@
                 <w:color w:val="A9B0B8"/>
                 <w:sz w:val="16"/>
               </w:rPr>
-              <w:t>예) 2022.03 ~ 2024.02</w:t>
+              <w:t>예) ○○○○.○○ ~ ○○○○.○○</w:t>
             </w:r>
           </w:p>
         </w:tc>
@@ -1302,7 +1302,7 @@
                 <w:color w:val="A9B0B8"/>
                 <w:sz w:val="16"/>
               </w:rPr>
-              <w:t>예) 2023.05.</w:t>
+              <w:t>예) ○○○○.○○.</w:t>
             </w:r>
           </w:p>
         </w:tc>
@@ -1444,7 +1444,7 @@
         <w:rPr>
           <w:sz w:val="20"/>
         </w:rPr>
-        <w:t>20        년        월        일        작성자 :  ____________________  (서명)</w:t>
+        <w:t xml:space="preserve">          년        월        일        작성자 :  ____________________  (서명)</w:t>
       </w:r>
     </w:p>
     <w:p>
@@ -1710,7 +1710,7 @@
                 <w:color w:val="5A6167"/>
                 <w:sz w:val="19"/>
               </w:rPr>
-              <w:t>2021~현재 · ○○인테리어 · 상가 리모델링 28건 · 평균 공기 준수율 96%, 하자 접수 −35%</w:t>
+              <w:t>기간 입력 · ○○인테리어 · 상가 리모델링 28건 · 평균 공기 준수율 96%, 하자 접수 −35%</w:t>
             </w:r>
           </w:p>
         </w:tc>
